--- a/Fase 1/Evidencias Grupales/Proyecto Seleccionado/Definicion Proyecto APT-Grupo1.docx
+++ b/Fase 1/Evidencias Grupales/Proyecto Seleccionado/Definicion Proyecto APT-Grupo1.docx
@@ -340,7 +340,7 @@
         <w:widowControl w:val="1"/>
         <w:numPr>
           <w:ilvl w:val="0"/>
-          <w:numId w:val="3"/>
+          <w:numId w:val="2"/>
         </w:numPr>
         <w:pBdr>
           <w:top w:space="0" w:sz="0" w:val="nil"/>
@@ -1044,31 +1044,6 @@
               <w:ind w:left="0" w:firstLine="0"/>
               <w:rPr>
                 <w:rFonts w:ascii="Arial" w:cs="Arial" w:eastAsia="Arial" w:hAnsi="Arial"/>
-                <w:b w:val="1"/>
-                <w:bCs w:val="1"/>
-              </w:rPr>
-            </w:pPr>
-            <w:r>
-              <w:rPr>
-                <w:rFonts w:ascii="Arial" w:cs="Arial" w:eastAsia="Arial" w:hAnsi="Arial"/>
-                <w:b w:val="1"/>
-                <w:bCs w:val="1"/>
-                <w:rtl w:val="0"/>
-              </w:rPr>
-              <w:t xml:space="preserve">Competencias del Perfil de Egreso a abordar:</w:t>
-              <w:br w:type="textWrapping"/>
-            </w:r>
-          </w:p>
-          <w:p>
-            <w:pPr>
-              <w:numPr>
-                <w:ilvl w:val="1"/>
-                <w:numId w:val="1"/>
-              </w:numPr>
-              <w:spacing w:after="0" w:afterAutospacing="0" w:line="276" w:lineRule="auto"/>
-              <w:ind w:left="1440" w:hanging="360"/>
-              <w:rPr>
-                <w:rFonts w:ascii="Arial" w:cs="Arial" w:eastAsia="Arial" w:hAnsi="Arial"/>
               </w:rPr>
             </w:pPr>
             <w:r>
@@ -1090,12 +1065,8 @@
           </w:p>
           <w:p>
             <w:pPr>
-              <w:numPr>
-                <w:ilvl w:val="1"/>
-                <w:numId w:val="1"/>
-              </w:numPr>
-              <w:spacing w:after="0" w:afterAutospacing="0" w:line="276" w:lineRule="auto"/>
-              <w:ind w:left="1440" w:hanging="360"/>
+              <w:spacing w:after="240" w:line="276" w:lineRule="auto"/>
+              <w:ind w:left="0" w:firstLine="0"/>
               <w:rPr>
                 <w:rFonts w:ascii="Arial" w:cs="Arial" w:eastAsia="Arial" w:hAnsi="Arial"/>
               </w:rPr>
@@ -1119,12 +1090,8 @@
           </w:p>
           <w:p>
             <w:pPr>
-              <w:numPr>
-                <w:ilvl w:val="1"/>
-                <w:numId w:val="1"/>
-              </w:numPr>
-              <w:spacing w:after="0" w:afterAutospacing="0" w:line="276" w:lineRule="auto"/>
-              <w:ind w:left="1440" w:hanging="360"/>
+              <w:spacing w:after="240" w:line="276" w:lineRule="auto"/>
+              <w:ind w:left="0" w:firstLine="0"/>
               <w:rPr>
                 <w:rFonts w:ascii="Arial" w:cs="Arial" w:eastAsia="Arial" w:hAnsi="Arial"/>
               </w:rPr>
@@ -1148,14 +1115,14 @@
           </w:p>
           <w:p>
             <w:pPr>
-              <w:numPr>
-                <w:ilvl w:val="1"/>
-                <w:numId w:val="1"/>
-              </w:numPr>
               <w:spacing w:after="240" w:line="276" w:lineRule="auto"/>
-              <w:ind w:left="1440" w:hanging="360"/>
-              <w:rPr>
-                <w:rFonts w:ascii="Arial" w:cs="Arial" w:eastAsia="Arial" w:hAnsi="Arial"/>
+              <w:ind w:left="0" w:firstLine="0"/>
+              <w:rPr>
+                <w:i w:val="1"/>
+                <w:iCs w:val="1"/>
+                <w:color w:val="548dd4"/>
+                <w:sz w:val="20"/>
+                <w:szCs w:val="20"/>
               </w:rPr>
             </w:pPr>
             <w:r>
@@ -1185,8 +1152,7 @@
     </w:tbl>
     <w:p>
       <w:pPr>
-        <w:spacing w:after="0" w:line="360" w:lineRule="auto"/>
-        <w:jc w:val="both"/>
+        <w:spacing w:after="0" w:line="240" w:lineRule="auto"/>
         <w:rPr>
           <w:b w:val="1"/>
           <w:bCs w:val="1"/>
@@ -1227,8 +1193,21 @@
         </w:rPr>
       </w:pPr>
       <w:r>
-        <w:br w:type="page"/>
+        <w:rPr>
+          <w:rtl w:val="0"/>
+        </w:rPr>
       </w:r>
+    </w:p>
+    <w:p>
+      <w:pPr>
+        <w:spacing w:after="0" w:line="240" w:lineRule="auto"/>
+        <w:rPr>
+          <w:b w:val="1"/>
+          <w:bCs w:val="1"/>
+          <w:sz w:val="24"/>
+          <w:szCs w:val="24"/>
+        </w:rPr>
+      </w:pPr>
       <w:r>
         <w:rPr>
           <w:rtl w:val="0"/>
@@ -1295,40 +1274,6 @@
         </w:tc>
       </w:tr>
     </w:tbl>
-    <w:p>
-      <w:pPr>
-        <w:spacing w:after="0" w:line="360" w:lineRule="auto"/>
-        <w:jc w:val="both"/>
-        <w:rPr>
-          <w:b w:val="1"/>
-          <w:bCs w:val="1"/>
-          <w:sz w:val="24"/>
-          <w:szCs w:val="24"/>
-        </w:rPr>
-      </w:pPr>
-      <w:r>
-        <w:rPr>
-          <w:rtl w:val="0"/>
-        </w:rPr>
-      </w:r>
-    </w:p>
-    <w:p>
-      <w:pPr>
-        <w:spacing w:after="0" w:line="360" w:lineRule="auto"/>
-        <w:jc w:val="both"/>
-        <w:rPr>
-          <w:b w:val="1"/>
-          <w:bCs w:val="1"/>
-          <w:sz w:val="24"/>
-          <w:szCs w:val="24"/>
-        </w:rPr>
-      </w:pPr>
-      <w:r>
-        <w:rPr>
-          <w:rtl w:val="0"/>
-        </w:rPr>
-      </w:r>
-    </w:p>
     <w:p>
       <w:pPr>
         <w:spacing w:after="0" w:line="360" w:lineRule="auto"/>
@@ -1513,7 +1458,6 @@
             <w:r>
               <w:rPr>
                 <w:rFonts w:ascii="Arial" w:cs="Arial" w:eastAsia="Arial" w:hAnsi="Arial"/>
-                <w:color w:val="188038"/>
                 <w:rtl w:val="0"/>
               </w:rPr>
               <w:t xml:space="preserve">UltimaVersionVigente</w:t>
@@ -1528,7 +1472,6 @@
             <w:r>
               <w:rPr>
                 <w:rFonts w:ascii="Arial" w:cs="Arial" w:eastAsia="Arial" w:hAnsi="Arial"/>
-                <w:color w:val="188038"/>
                 <w:rtl w:val="0"/>
               </w:rPr>
               <w:t xml:space="preserve">BaseAgrupada</w:t>
@@ -1600,7 +1543,6 @@
             <w:r>
               <w:rPr>
                 <w:rFonts w:ascii="Arial" w:cs="Arial" w:eastAsia="Arial" w:hAnsi="Arial"/>
-                <w:color w:val="188038"/>
                 <w:rtl w:val="0"/>
               </w:rPr>
               <w:t xml:space="preserve">dbo.PROYECTO_INFORME</w:t>
@@ -1734,7 +1676,6 @@
             <w:r>
               <w:rPr>
                 <w:rFonts w:ascii="Arial" w:cs="Arial" w:eastAsia="Arial" w:hAnsi="Arial"/>
-                <w:color w:val="188038"/>
                 <w:rtl w:val="0"/>
               </w:rPr>
               <w:t xml:space="preserve">(inf_proyecto_codigo, inf_proyecto_version, inf_numero)</w:t>
@@ -2151,7 +2092,7 @@
         <w:widowControl w:val="1"/>
         <w:numPr>
           <w:ilvl w:val="0"/>
-          <w:numId w:val="3"/>
+          <w:numId w:val="2"/>
         </w:numPr>
         <w:pBdr>
           <w:top w:space="0" w:sz="0" w:val="nil"/>
@@ -2396,7 +2337,7 @@
             <w:pPr>
               <w:numPr>
                 <w:ilvl w:val="0"/>
-                <w:numId w:val="2"/>
+                <w:numId w:val="1"/>
               </w:numPr>
               <w:spacing w:after="0" w:afterAutospacing="0" w:line="276" w:lineRule="auto"/>
               <w:ind w:left="720" w:hanging="360"/>
@@ -2417,7 +2358,7 @@
             <w:pPr>
               <w:numPr>
                 <w:ilvl w:val="0"/>
-                <w:numId w:val="2"/>
+                <w:numId w:val="1"/>
               </w:numPr>
               <w:spacing w:after="0" w:afterAutospacing="0" w:line="276" w:lineRule="auto"/>
               <w:ind w:left="720" w:hanging="360"/>
@@ -2438,7 +2379,7 @@
             <w:pPr>
               <w:numPr>
                 <w:ilvl w:val="0"/>
-                <w:numId w:val="2"/>
+                <w:numId w:val="1"/>
               </w:numPr>
               <w:spacing w:after="0" w:afterAutospacing="0" w:line="276" w:lineRule="auto"/>
               <w:ind w:left="720" w:hanging="360"/>
@@ -2457,7 +2398,6 @@
             <w:r>
               <w:rPr>
                 <w:rFonts w:ascii="Arial" w:cs="Arial" w:eastAsia="Arial" w:hAnsi="Arial"/>
-                <w:color w:val="188038"/>
                 <w:rtl w:val="0"/>
               </w:rPr>
               <w:t xml:space="preserve">dbo.PROYECTO_INFORME</w:t>
@@ -2474,7 +2414,7 @@
             <w:pPr>
               <w:numPr>
                 <w:ilvl w:val="0"/>
-                <w:numId w:val="2"/>
+                <w:numId w:val="1"/>
               </w:numPr>
               <w:ind w:left="720" w:hanging="360"/>
               <w:jc w:val="both"/>
@@ -2505,125 +2445,6 @@
         </w:tc>
       </w:tr>
     </w:tbl>
-    <w:p>
-      <w:pPr>
-        <w:spacing w:after="0" w:line="360" w:lineRule="auto"/>
-        <w:jc w:val="both"/>
-        <w:rPr>
-          <w:b w:val="1"/>
-          <w:bCs w:val="1"/>
-          <w:sz w:val="24"/>
-          <w:szCs w:val="24"/>
-        </w:rPr>
-      </w:pPr>
-      <w:r>
-        <w:rPr>
-          <w:rtl w:val="0"/>
-        </w:rPr>
-      </w:r>
-    </w:p>
-    <w:p>
-      <w:pPr>
-        <w:spacing w:after="0" w:line="360" w:lineRule="auto"/>
-        <w:jc w:val="both"/>
-        <w:rPr>
-          <w:b w:val="1"/>
-          <w:bCs w:val="1"/>
-          <w:sz w:val="24"/>
-          <w:szCs w:val="24"/>
-        </w:rPr>
-      </w:pPr>
-      <w:r>
-        <w:rPr>
-          <w:rtl w:val="0"/>
-        </w:rPr>
-      </w:r>
-    </w:p>
-    <w:p>
-      <w:pPr>
-        <w:spacing w:after="0" w:line="360" w:lineRule="auto"/>
-        <w:jc w:val="both"/>
-        <w:rPr>
-          <w:b w:val="1"/>
-          <w:bCs w:val="1"/>
-          <w:sz w:val="24"/>
-          <w:szCs w:val="24"/>
-        </w:rPr>
-      </w:pPr>
-      <w:r>
-        <w:rPr>
-          <w:rtl w:val="0"/>
-        </w:rPr>
-      </w:r>
-    </w:p>
-    <w:p>
-      <w:pPr>
-        <w:spacing w:after="0" w:line="360" w:lineRule="auto"/>
-        <w:jc w:val="both"/>
-        <w:rPr>
-          <w:b w:val="1"/>
-          <w:bCs w:val="1"/>
-          <w:sz w:val="24"/>
-          <w:szCs w:val="24"/>
-        </w:rPr>
-      </w:pPr>
-      <w:r>
-        <w:rPr>
-          <w:rtl w:val="0"/>
-        </w:rPr>
-      </w:r>
-    </w:p>
-    <w:p>
-      <w:pPr>
-        <w:spacing w:after="0" w:line="360" w:lineRule="auto"/>
-        <w:jc w:val="both"/>
-        <w:rPr>
-          <w:b w:val="1"/>
-          <w:bCs w:val="1"/>
-          <w:sz w:val="24"/>
-          <w:szCs w:val="24"/>
-        </w:rPr>
-      </w:pPr>
-      <w:r>
-        <w:rPr>
-          <w:rtl w:val="0"/>
-        </w:rPr>
-      </w:r>
-    </w:p>
-    <w:p>
-      <w:pPr>
-        <w:spacing w:after="0" w:line="360" w:lineRule="auto"/>
-        <w:jc w:val="both"/>
-        <w:rPr>
-          <w:b w:val="1"/>
-          <w:bCs w:val="1"/>
-          <w:sz w:val="24"/>
-          <w:szCs w:val="24"/>
-        </w:rPr>
-      </w:pPr>
-      <w:r>
-        <w:rPr>
-          <w:rtl w:val="0"/>
-        </w:rPr>
-      </w:r>
-    </w:p>
-    <w:p>
-      <w:pPr>
-        <w:spacing w:after="0" w:line="360" w:lineRule="auto"/>
-        <w:jc w:val="both"/>
-        <w:rPr>
-          <w:b w:val="1"/>
-          <w:bCs w:val="1"/>
-          <w:sz w:val="24"/>
-          <w:szCs w:val="24"/>
-        </w:rPr>
-      </w:pPr>
-      <w:r>
-        <w:rPr>
-          <w:rtl w:val="0"/>
-        </w:rPr>
-      </w:r>
-    </w:p>
     <w:p>
       <w:pPr>
         <w:spacing w:after="0" w:line="360" w:lineRule="auto"/>
@@ -2858,12 +2679,12 @@
                 <wp:inline distB="114300" distT="114300" distL="114300" distR="114300">
                   <wp:extent cx="5731200" cy="2984500"/>
                   <wp:effectExtent b="0" l="0" r="0" t="0"/>
-                  <wp:docPr id="49" name="image1.png"/>
+                  <wp:docPr id="49" name="image2.png"/>
                   <a:graphic>
                     <a:graphicData uri="http://schemas.openxmlformats.org/drawingml/2006/picture">
                       <pic:pic>
                         <pic:nvPicPr>
-                          <pic:cNvPr id="0" name="image1.png"/>
+                          <pic:cNvPr id="0" name="image2.png"/>
                           <pic:cNvPicPr preferRelativeResize="0"/>
                         </pic:nvPicPr>
                         <pic:blipFill>
@@ -3775,7 +3596,6 @@
             <w:r>
               <w:rPr>
                 <w:rFonts w:ascii="Arial" w:cs="Arial" w:eastAsia="Arial" w:hAnsi="Arial"/>
-                <w:color w:val="188038"/>
                 <w:rtl w:val="0"/>
               </w:rPr>
               <w:t xml:space="preserve">.pbix</w:t>
@@ -4678,26 +4498,7 @@
                 <w:szCs w:val="20"/>
                 <w:rtl w:val="0"/>
               </w:rPr>
-              <w:t xml:space="preserve">Auditoría de </w:t>
-            </w:r>
-            <w:r>
-              <w:rPr>
-                <w:rFonts w:ascii="Arial" w:cs="Arial" w:eastAsia="Arial" w:hAnsi="Arial"/>
-                <w:color w:val="188038"/>
-                <w:sz w:val="20"/>
-                <w:szCs w:val="20"/>
-                <w:rtl w:val="0"/>
-              </w:rPr>
-              <w:t xml:space="preserve">PROYECTOS_X</w:t>
-            </w:r>
-            <w:r>
-              <w:rPr>
-                <w:rFonts w:ascii="Arial" w:cs="Arial" w:eastAsia="Arial" w:hAnsi="Arial"/>
-                <w:sz w:val="20"/>
-                <w:szCs w:val="20"/>
-                <w:rtl w:val="0"/>
-              </w:rPr>
-              <w:t xml:space="preserve"> y depuración del universo de 1.265 adjudicaciones mediante CTEs.</w:t>
+              <w:t xml:space="preserve">Auditoría de PROYECTOS X y depuración del universo de 1.265 adjudicaciones mediante CTEs.</w:t>
             </w:r>
             <w:r>
               <w:rPr>
@@ -5520,7 +5321,6 @@
             <w:r>
               <w:rPr>
                 <w:rFonts w:ascii="Arial" w:cs="Arial" w:eastAsia="Arial" w:hAnsi="Arial"/>
-                <w:color w:val="188038"/>
                 <w:sz w:val="20"/>
                 <w:szCs w:val="20"/>
                 <w:rtl w:val="0"/>
@@ -12087,12 +11887,12 @@
               <wp:inline distB="0" distT="0" distL="0" distR="0">
                 <wp:extent cx="1996440" cy="428625"/>
                 <wp:effectExtent b="0" l="0" r="0" t="0"/>
-                <wp:docPr descr="http://www.duoc.cl/normasgraficas/normasgraficas/marca-duoc/6logo-fondo-transparente/fondo-transparente.png" id="50" name="image2.png"/>
+                <wp:docPr descr="http://www.duoc.cl/normasgraficas/normasgraficas/marca-duoc/6logo-fondo-transparente/fondo-transparente.png" id="50" name="image1.png"/>
                 <a:graphic>
                   <a:graphicData uri="http://schemas.openxmlformats.org/drawingml/2006/picture">
                     <pic:pic>
                       <pic:nvPicPr>
-                        <pic:cNvPr descr="http://www.duoc.cl/normasgraficas/normasgraficas/marca-duoc/6logo-fondo-transparente/fondo-transparente.png" id="0" name="image2.png"/>
+                        <pic:cNvPr descr="http://www.duoc.cl/normasgraficas/normasgraficas/marca-duoc/6logo-fondo-transparente/fondo-transparente.png" id="0" name="image1.png"/>
                         <pic:cNvPicPr preferRelativeResize="0"/>
                       </pic:nvPicPr>
                       <pic:blipFill>
@@ -12174,116 +11974,6 @@
 <file path=word/numbering.xml><?xml version="1.0" encoding="utf-8"?>
 <w:numbering xmlns:mc="http://schemas.openxmlformats.org/markup-compatibility/2006" xmlns:o="urn:schemas-microsoft-com:office:office" xmlns:r="http://schemas.openxmlformats.org/officeDocument/2006/relationships" xmlns:m="http://schemas.openxmlformats.org/officeDocument/2006/math" xmlns:v="urn:schemas-microsoft-com:vml" xmlns:wp="http://schemas.openxmlformats.org/drawingml/2006/wordprocessingDrawing" xmlns:w10="urn:schemas-microsoft-com:office:word" xmlns:w="http://schemas.openxmlformats.org/wordprocessingml/2006/main" xmlns:wne="http://schemas.microsoft.com/office/word/2006/wordml" xmlns:sl="http://schemas.openxmlformats.org/schemaLibrary/2006/main" xmlns:a="http://schemas.openxmlformats.org/drawingml/2006/main" xmlns:pic="http://schemas.openxmlformats.org/drawingml/2006/picture" xmlns:c="http://schemas.openxmlformats.org/drawingml/2006/chart" xmlns:lc="http://schemas.openxmlformats.org/drawingml/2006/lockedCanvas" xmlns:dgm="http://schemas.openxmlformats.org/drawingml/2006/diagram" xmlns:wps="http://schemas.microsoft.com/office/word/2010/wordprocessingShape" xmlns:wpg="http://schemas.microsoft.com/office/word/2010/wordprocessingGroup" xmlns:w14="http://schemas.microsoft.com/office/word/2010/wordml" xmlns:w15="http://schemas.microsoft.com/office/word/2012/wordml" xmlns:w16="http://schemas.microsoft.com/office/word/2018/wordml" xmlns:w16cex="http://schemas.microsoft.com/office/word/2018/wordml/cex" xmlns:w16cid="http://schemas.microsoft.com/office/word/2016/wordml/cid" xmlns="http://schemas.microsoft.com/office/tasks/2019/documenttasks" xmlns:cr="http://schemas.microsoft.com/office/comments/2020/reactions">
   <w:abstractNum w:abstractNumId="1">
-    <w:lvl w:ilvl="0">
-      <w:start w:val="1"/>
-      <w:numFmt w:val="bullet"/>
-      <w:lvlText w:val="●"/>
-      <w:lvlJc w:val="left"/>
-      <w:pPr>
-        <w:ind w:left="720" w:hanging="360"/>
-      </w:pPr>
-      <w:rPr>
-        <w:u w:val="none"/>
-      </w:rPr>
-    </w:lvl>
-    <w:lvl w:ilvl="1">
-      <w:start w:val="1"/>
-      <w:numFmt w:val="decimal"/>
-      <w:lvlText w:val="%2."/>
-      <w:lvlJc w:val="left"/>
-      <w:pPr>
-        <w:ind w:left="1440" w:hanging="360"/>
-      </w:pPr>
-      <w:rPr>
-        <w:u w:val="none"/>
-      </w:rPr>
-    </w:lvl>
-    <w:lvl w:ilvl="2">
-      <w:start w:val="1"/>
-      <w:numFmt w:val="bullet"/>
-      <w:lvlText w:val="■"/>
-      <w:lvlJc w:val="left"/>
-      <w:pPr>
-        <w:ind w:left="2160" w:hanging="360"/>
-      </w:pPr>
-      <w:rPr>
-        <w:u w:val="none"/>
-      </w:rPr>
-    </w:lvl>
-    <w:lvl w:ilvl="3">
-      <w:start w:val="1"/>
-      <w:numFmt w:val="bullet"/>
-      <w:lvlText w:val="●"/>
-      <w:lvlJc w:val="left"/>
-      <w:pPr>
-        <w:ind w:left="2880" w:hanging="360"/>
-      </w:pPr>
-      <w:rPr>
-        <w:u w:val="none"/>
-      </w:rPr>
-    </w:lvl>
-    <w:lvl w:ilvl="4">
-      <w:start w:val="1"/>
-      <w:numFmt w:val="bullet"/>
-      <w:lvlText w:val="○"/>
-      <w:lvlJc w:val="left"/>
-      <w:pPr>
-        <w:ind w:left="3600" w:hanging="360"/>
-      </w:pPr>
-      <w:rPr>
-        <w:u w:val="none"/>
-      </w:rPr>
-    </w:lvl>
-    <w:lvl w:ilvl="5">
-      <w:start w:val="1"/>
-      <w:numFmt w:val="bullet"/>
-      <w:lvlText w:val="■"/>
-      <w:lvlJc w:val="left"/>
-      <w:pPr>
-        <w:ind w:left="4320" w:hanging="360"/>
-      </w:pPr>
-      <w:rPr>
-        <w:u w:val="none"/>
-      </w:rPr>
-    </w:lvl>
-    <w:lvl w:ilvl="6">
-      <w:start w:val="1"/>
-      <w:numFmt w:val="bullet"/>
-      <w:lvlText w:val="●"/>
-      <w:lvlJc w:val="left"/>
-      <w:pPr>
-        <w:ind w:left="5040" w:hanging="360"/>
-      </w:pPr>
-      <w:rPr>
-        <w:u w:val="none"/>
-      </w:rPr>
-    </w:lvl>
-    <w:lvl w:ilvl="7">
-      <w:start w:val="1"/>
-      <w:numFmt w:val="bullet"/>
-      <w:lvlText w:val="○"/>
-      <w:lvlJc w:val="left"/>
-      <w:pPr>
-        <w:ind w:left="5760" w:hanging="360"/>
-      </w:pPr>
-      <w:rPr>
-        <w:u w:val="none"/>
-      </w:rPr>
-    </w:lvl>
-    <w:lvl w:ilvl="8">
-      <w:start w:val="1"/>
-      <w:numFmt w:val="bullet"/>
-      <w:lvlText w:val="■"/>
-      <w:lvlJc w:val="left"/>
-      <w:pPr>
-        <w:ind w:left="6480" w:hanging="360"/>
-      </w:pPr>
-      <w:rPr>
-        <w:u w:val="none"/>
-      </w:rPr>
-    </w:lvl>
-  </w:abstractNum>
-  <w:abstractNum w:abstractNumId="2">
     <w:lvl w:ilvl="0">
       <w:start w:val="1"/>
       <w:numFmt w:val="bullet"/>
@@ -12393,7 +12083,7 @@
       </w:rPr>
     </w:lvl>
   </w:abstractNum>
-  <w:abstractNum w:abstractNumId="3">
+  <w:abstractNum w:abstractNumId="2">
     <w:lvl w:ilvl="0">
       <w:start w:val="1"/>
       <w:numFmt w:val="upperLetter"/>
@@ -12492,9 +12182,6 @@
   </w:num>
   <w:num w:numId="2">
     <w:abstractNumId w:val="2"/>
-  </w:num>
-  <w:num w:numId="3">
-    <w:abstractNumId w:val="3"/>
   </w:num>
 </w:numbering>
 </file>
